--- a/courts/sixth-circuit/michigan/state/court-of-appeals/amicus-brief/usage/OUTPUT-amicus-brief.docx
+++ b/courts/sixth-circuit/michigan/state/court-of-appeals/amicus-brief/usage/OUTPUT-amicus-brief.docx
@@ -322,9 +322,7 @@
               <w:t xml:space="preserve"> </w:t>
             </w:r>
             <w:r>
-              <w:t xml:space="preserve">18</w:t>
-              <w:noBreakHyphen/>
-              <w:t xml:space="preserve">635101-FH</w:t>
+              <w:t xml:space="preserve">18-⁠635101-FH</w:t>
             </w:r>
           </w:p>
         </w:tc>
@@ -790,9 +788,7 @@
               <w:t xml:space="preserve"> </w:t>
             </w:r>
             <w:r>
-              <w:t xml:space="preserve">201</w:t>
-              <w:noBreakHyphen/>
-              <w:t xml:space="preserve">9740</w:t>
+              <w:t xml:space="preserve">201-⁠9740</w:t>
             </w:r>
           </w:p>
           <w:p>
@@ -1084,9 +1080,7 @@
               <w:t xml:space="preserve"> </w:t>
             </w:r>
             <w:r>
-              <w:t xml:space="preserve">578</w:t>
-              <w:noBreakHyphen/>
-              <w:t xml:space="preserve">6800</w:t>
+              <w:t xml:space="preserve">578-⁠6800</w:t>
             </w:r>
           </w:p>
           <w:p>
@@ -3215,9 +3209,7 @@
         <w:t xml:space="preserve"> </w:t>
       </w:r>
       <w:r>
-        <w:t xml:space="preserve">06</w:t>
-        <w:noBreakHyphen/>
-        <w:t xml:space="preserve">15633);</w:t>
+        <w:t xml:space="preserve">06-⁠15633);</w:t>
       </w:r>
       <w:r>
         <w:t xml:space="preserve"> </w:t>
@@ -4674,9 +4666,7 @@
         <w:t xml:space="preserve"> </w:t>
       </w:r>
       <w:r>
-        <w:t xml:space="preserve">COA18</w:t>
-        <w:noBreakHyphen/>
-        <w:t xml:space="preserve">1045)</w:t>
+        <w:t xml:space="preserve">COA18-⁠1045)</w:t>
       </w:r>
       <w:r>
         <w:t xml:space="preserve">   </w:t>
@@ -6630,9 +6620,7 @@
         <w:t xml:space="preserve"> </w:t>
       </w:r>
       <w:r>
-        <w:t xml:space="preserve">18</w:t>
-        <w:noBreakHyphen/>
-        <w:t xml:space="preserve">107);</w:t>
+        <w:t xml:space="preserve">18-⁠107);</w:t>
       </w:r>
       <w:r>
         <w:t xml:space="preserve"> </w:t>
@@ -7008,9 +6996,7 @@
         <w:t xml:space="preserve"> </w:t>
       </w:r>
       <w:r>
-        <w:t xml:space="preserve">20</w:t>
-        <w:noBreakHyphen/>
-        <w:t xml:space="preserve">000145-MZ)</w:t>
+        <w:t xml:space="preserve">20-⁠000145-MZ)</w:t>
       </w:r>
       <w:r>
         <w:t xml:space="preserve">   </w:t>
@@ -7280,9 +7266,7 @@
         <w:t xml:space="preserve"> </w:t>
       </w:r>
       <w:r>
-        <w:t xml:space="preserve">20</w:t>
-        <w:noBreakHyphen/>
-        <w:t xml:space="preserve">00333</w:t>
+        <w:t xml:space="preserve">20-⁠00333</w:t>
       </w:r>
       <w:r>
         <w:t xml:space="preserve"> </w:t>
@@ -8131,9 +8115,7 @@
         <w:t xml:space="preserve"> </w:t>
       </w:r>
       <w:r>
-        <w:t xml:space="preserve">20</w:t>
-        <w:noBreakHyphen/>
-        <w:t xml:space="preserve">1630</w:t>
+        <w:t xml:space="preserve">20-⁠1630</w:t>
       </w:r>
       <w:r>
         <w:t xml:space="preserve"> </w:t>
@@ -9309,7 +9291,7 @@
         <w:pStyle w:val="BodyText"/>
       </w:pPr>
       <w:r>
-        <w:t xml:space="preserve">Whether an action performed “maliciously, and with specific intent to intimidate or harass another person” because that person is transgender constitutes an intent to intimidate or harass “because of that person’s . . . gender” under the ethnic intimidation statute, MCL 750.147b.</w:t>
+        <w:t xml:space="preserve">Whether an action performed “maliciously, and with specific intent to intimidate or harass another person” because that person is transgender constitutes an intent to intimidate or harass “because of that person’s ⁠. ⁠. ⁠. gender” under the ethnic intimidation statute, MCL 750.147b.</w:t>
       </w:r>
     </w:p>
     <w:p>
@@ -9800,7 +9782,7 @@
         <w:t xml:space="preserve"> </w:t>
       </w:r>
       <w:r>
-        <w:t xml:space="preserve">based on a review of dictionary definitions for “the ordinary, contemporary, and common meaning of ‘gender.’” (9/6/18 Dist Ct Op &amp; Order, p 3.) The court reasoned that “the term gender encompasses the denotation of a range of identities” and “conclude[d] that a transgender person who is targeted based on their behavioral and social displays of gender . . . is protected under the Ethnic Intimidation Statute in Michigan.” (</w:t>
+        <w:t xml:space="preserve">based on a review of dictionary definitions for “the ordinary, contemporary, and common meaning of ‘gender.’” (9/6/18 Dist Ct Op &amp; Order, p 3.) The court reasoned that “the term gender encompasses the denotation of a range of identities” and “conclude[d] that a transgender person who is targeted based on their behavioral and social displays of gender ⁠. ⁠. ⁠. is protected under the Ethnic Intimidation Statute in Michigan.” (</w:t>
       </w:r>
       <w:r>
         <w:rPr>
@@ -9867,13 +9849,7 @@
         <w:pStyle w:val="BodyText"/>
       </w:pPr>
       <w:r>
-        <w:t xml:space="preserve">In a published decision, this Court by a vote of 2</w:t>
-      </w:r>
-      <w:r>
-        <w:noBreakHyphen/>
-      </w:r>
-      <w:r>
-        <w:t xml:space="preserve">1 affirmed the dismissal of the charge, but on different grounds than those relied upon by the circuit court.</w:t>
+        <w:t xml:space="preserve">In a published decision, this Court by a vote of 2-⁠1 affirmed the dismissal of the charge, but on different grounds than those relied upon by the circuit court.</w:t>
       </w:r>
       <w:r>
         <w:t xml:space="preserve"> </w:t>
@@ -10168,7 +10144,7 @@
         <w:t xml:space="preserve">Bostock</w:t>
       </w:r>
       <w:r>
-        <w:t xml:space="preserve">, the U.S. Supreme Court held that discrimination based on a person’s transgender status necessarily constitutes discrimination “because of . . . sex” under Title VII of the federal Civil Rights Act of 1964.</w:t>
+        <w:t xml:space="preserve">, the U.S. Supreme Court held that discrimination based on a person’s transgender status necessarily constitutes discrimination “because of ⁠. ⁠. ⁠. sex” under Title VII of the federal Civil Rights Act of 1964.</w:t>
       </w:r>
       <w:r>
         <w:t xml:space="preserve"> </w:t>
@@ -11145,7 +11121,7 @@
         <w:t xml:space="preserve"> </w:t>
       </w:r>
       <w:r>
-        <w:t xml:space="preserve">to conclude that firing someone for being transgender violates Title VII’s prohibition on workplace discrimination “because of . . . sex,” 140 S Ct at 1737, strongly supports this result. Like Title VII, the ethnic intimidation statute requires only that gender be a reason for the intimidation or harassment, not the sole reason. Nor is there a requirement under either the statute or Title VII to prove class-based discrimination, such as animus toward all women or all men, but only that a particular individual was subjected to intimidation because of their gender. And because discrimination against someone for being transgender is necessarily motivated at least in part by their sex assigned at birth, Mr. Rogers’s conduct was motivated by Ms. Steuball’s gender.</w:t>
+        <w:t xml:space="preserve">to conclude that firing someone for being transgender violates Title VII’s prohibition on workplace discrimination “because of ⁠. ⁠. ⁠. sex,” 140 S Ct at 1737, strongly supports this result. Like Title VII, the ethnic intimidation statute requires only that gender be a reason for the intimidation or harassment, not the sole reason. Nor is there a requirement under either the statute or Title VII to prove class-based discrimination, such as animus toward all women or all men, but only that a particular individual was subjected to intimidation because of their gender. And because discrimination against someone for being transgender is necessarily motivated at least in part by their sex assigned at birth, Mr. Rogers’s conduct was motivated by Ms. Steuball’s gender.</w:t>
       </w:r>
     </w:p>
     <w:p>
@@ -11706,13 +11682,7 @@
         <w:t xml:space="preserve">Brooks v Pickett</w:t>
       </w:r>
       <w:r>
-        <w:t xml:space="preserve">, unpublished opinion of the United States District Court for the Eastern District of Michigan, issued April 7, 2008 (Case No. 06</w:t>
-      </w:r>
-      <w:r>
-        <w:noBreakHyphen/>
-      </w:r>
-      <w:r>
-        <w:t xml:space="preserve">15633); 2008 WL 937356, at *12, quoting</w:t>
+        <w:t xml:space="preserve">, unpublished opinion of the United States District Court for the Eastern District of Michigan, issued April 7, 2008 (Case No. 06-⁠15633); 2008 WL 937356, at *12, quoting</w:t>
       </w:r>
       <w:r>
         <w:t xml:space="preserve"> </w:t>
@@ -12481,7 +12451,7 @@
         <w:t xml:space="preserve"> </w:t>
       </w:r>
       <w:r>
-        <w:t xml:space="preserve">at 1741. The employer may claim that it fired the employee for another reason, such as the fact that they are transgender or openly express themselves as a different gender than their sex assigned at birth, but “it is impossible to discriminate against a person for being . . . transgender without discriminating against that individual based on sex.”</w:t>
+        <w:t xml:space="preserve">at 1741. The employer may claim that it fired the employee for another reason, such as the fact that they are transgender or openly express themselves as a different gender than their sex assigned at birth, but “it is impossible to discriminate against a person for being ⁠. ⁠. ⁠. transgender without discriminating against that individual based on sex.”</w:t>
       </w:r>
       <w:r>
         <w:t xml:space="preserve"> </w:t>
@@ -12577,7 +12547,7 @@
         <w:t xml:space="preserve"> </w:t>
       </w:r>
       <w:r>
-        <w:t xml:space="preserve">Court’s reasoning commands the same result in this case. Like Title VII, the ethnic intimidation statute requires only that sex be one of the causes of the intimidation, rather than the sole cause, and requires only a showing that an individual faced intimidation because of that specific individual’s gender or other protected characteristic. And it is just as impossible for someone to intimidate “a person for being . . . transgender without [intimidating] that individual based on sex,”</w:t>
+        <w:t xml:space="preserve">Court’s reasoning commands the same result in this case. Like Title VII, the ethnic intimidation statute requires only that sex be one of the causes of the intimidation, rather than the sole cause, and requires only a showing that an individual faced intimidation because of that specific individual’s gender or other protected characteristic. And it is just as impossible for someone to intimidate “a person for being ⁠. ⁠. ⁠. transgender without [intimidating] that individual based on sex,”</w:t>
       </w:r>
       <w:r>
         <w:t xml:space="preserve"> </w:t>
@@ -12614,7 +12584,7 @@
         <w:t xml:space="preserve">Bostock</w:t>
       </w:r>
       <w:r>
-        <w:t xml:space="preserve">, the Michigan Court of Claims recently held that the Elliott-Larsen Civil Rights Act’s ban on discrimination “because of . . . sex,” enacted in 1976, necessarily prohibits discrimination because someone is transgender. See</w:t>
+        <w:t xml:space="preserve">, the Michigan Court of Claims recently held that the Elliott-Larsen Civil Rights Act’s ban on discrimination “because of ⁠. ⁠. ⁠. sex,” enacted in 1976, necessarily prohibits discrimination because someone is transgender. See</w:t>
       </w:r>
       <w:r>
         <w:t xml:space="preserve"> </w:t>
@@ -12641,13 +12611,7 @@
         <w:t xml:space="preserve">World, LLC v Mich Dep’t of Civil Rights</w:t>
       </w:r>
       <w:r>
-        <w:t xml:space="preserve">, unpublished opinion of the Court of Claims, issued December 7, 2020 (Docket No. 20</w:t>
-      </w:r>
-      <w:r>
-        <w:noBreakHyphen/>
-      </w:r>
-      <w:r>
-        <w:t xml:space="preserve">000145-MZ), pp 3, 7 (“[f]ollowing the Bostock</w:t>
+        <w:t xml:space="preserve">, unpublished opinion of the Court of Claims, issued December 7, 2020 (Docket No. 20-⁠000145-MZ), pp 3, 7 (“[f]ollowing the Bostock</w:t>
       </w:r>
       <w:r>
         <w:t xml:space="preserve"> </w:t>
@@ -12744,19 +12708,13 @@
         <w:t xml:space="preserve">ME v TJ</w:t>
       </w:r>
       <w:r>
-        <w:t xml:space="preserve">, __ NC App __; __ SE2d __ (2020) (Docket No. COA18</w:t>
-      </w:r>
-      <w:r>
-        <w:noBreakHyphen/>
-      </w:r>
-      <w:r>
-        <w:t xml:space="preserve">1045); slip op at 66 (attached as Exhibit B). The court’s holding expressly referenced the fact that the “recently decided Supreme Court opinion of Bostock</w:t>
-      </w:r>
-      <w:r>
-        <w:t xml:space="preserve"> </w:t>
-      </w:r>
-      <w:r>
-        <w:t xml:space="preserve">includes a thorough analysis resulting in the conclusion that discrimination based upon a person’s . . . ‘transgender status’ is always also discrimination based on ‘sex,’ or gender.”</w:t>
+        <w:t xml:space="preserve">, __ NC App __; __ SE2d __ (2020) (Docket No. COA18-⁠1045); slip op at 66 (attached as Exhibit B). The court’s holding expressly referenced the fact that the “recently decided Supreme Court opinion of Bostock</w:t>
+      </w:r>
+      <w:r>
+        <w:t xml:space="preserve"> </w:t>
+      </w:r>
+      <w:r>
+        <w:t xml:space="preserve">includes a thorough analysis resulting in the conclusion that discrimination based upon a person’s ⁠. ⁠. ⁠. ‘transgender status’ is always also discrimination based on ‘sex,’ or gender.”</w:t>
       </w:r>
       <w:r>
         <w:t xml:space="preserve"> </w:t>
@@ -12836,7 +12794,7 @@
         <w:t xml:space="preserve">Bostock</w:t>
       </w:r>
       <w:r>
-        <w:t xml:space="preserve">’s guidance, we conclude that Title IX . . . prohibits discrimination against a person because he is transgender, because this constitutes discrimination based on sex.”);</w:t>
+        <w:t xml:space="preserve">’s guidance, we conclude that Title IX ⁠. ⁠. ⁠. prohibits discrimination against a person because he is transgender, because this constitutes discrimination based on sex.”);</w:t>
       </w:r>
       <w:r>
         <w:t xml:space="preserve"> </w:t>
@@ -12876,7 +12834,7 @@
         <w:t xml:space="preserve">Bostock</w:t>
       </w:r>
       <w:r>
-        <w:t xml:space="preserve"> . . . we have little difficulty holding that a bathroom policy precluding Grimm</w:t>
+        <w:t xml:space="preserve"> ⁠. ⁠. ⁠. we have little difficulty holding that a bathroom policy precluding Grimm</w:t>
       </w:r>
       <w:r>
         <w:t xml:space="preserve"> </w:t>
@@ -12909,13 +12867,7 @@
         <w:t xml:space="preserve">v Dorris</w:t>
       </w:r>
       <w:r>
-        <w:t xml:space="preserve">, unpublished opinion of the United States District Court for the District of Hawaii, issued December 14, 2020 (Case No. 20</w:t>
-      </w:r>
-      <w:r>
-        <w:noBreakHyphen/>
-      </w:r>
-      <w:r>
-        <w:t xml:space="preserve">00333 JMS-WRP); 2020 WL 7344595 at *4 n 6 (Fair Housing Act);</w:t>
+        <w:t xml:space="preserve">, unpublished opinion of the United States District Court for the District of Hawaii, issued December 14, 2020 (Case No. 20-⁠00333 JMS-WRP); 2020 WL 7344595 at *4 n 6 (Fair Housing Act);</w:t>
       </w:r>
       <w:r>
         <w:t xml:space="preserve"> </w:t>
@@ -12942,13 +12894,7 @@
         <w:t xml:space="preserve">Clinic, Inc v US Dep’t of Health &amp; Hum Servs</w:t>
       </w:r>
       <w:r>
-        <w:t xml:space="preserve">, unpublished opinion of the United States District Court for the District of Columbia, issued September 2, 2020 (Case No. 20</w:t>
-      </w:r>
-      <w:r>
-        <w:noBreakHyphen/>
-      </w:r>
-      <w:r>
-        <w:t xml:space="preserve">1630 (JEB)); 2020 WL 5232076 at *25 (Section 1557 of the Affordable Care Act).</w:t>
+        <w:t xml:space="preserve">, unpublished opinion of the United States District Court for the District of Columbia, issued September 2, 2020 (Case No. 20-⁠1630 (JEB)); 2020 WL 5232076 at *25 (Section 1557 of the Affordable Care Act).</w:t>
       </w:r>
     </w:p>
     <w:p>
@@ -13240,7 +13186,7 @@
         <w:t xml:space="preserve"> </w:t>
       </w:r>
       <w:r>
-        <w:t xml:space="preserve">Court, in holding that discrimination because someone is transgender constitutes sex discrimination, explained that “nothing in our approach . . . turns on the outcome of the parties’ debate” about the definition of “sex” in 1964.</w:t>
+        <w:t xml:space="preserve">Court, in holding that discrimination because someone is transgender constitutes sex discrimination, explained that “nothing in our approach ⁠. ⁠. ⁠. turns on the outcome of the parties’ debate” about the definition of “sex” in 1964.</w:t>
       </w:r>
       <w:r>
         <w:t xml:space="preserve"> </w:t>
@@ -13437,7 +13383,7 @@
         <w:pStyle w:val="BodyText"/>
       </w:pPr>
       <w:r>
-        <w:t xml:space="preserve">The Sixth Circuit later applied this reasoning to those who face discrimination because of their “gender non-conforming conduct and, more generally, because of [their] identification as [ ] transsexual.”</w:t>
+        <w:t xml:space="preserve">The Sixth Circuit later applied this reasoning to those who face discrimination because of their “gender non-conforming conduct and, more generally, because of [their] identification as [ ⁠] transsexual.”</w:t>
       </w:r>
       <w:r>
         <w:t xml:space="preserve"> </w:t>
@@ -13880,7 +13826,7 @@
         <w:t xml:space="preserve">v Azteca Rest Enterprises, Inc</w:t>
       </w:r>
       <w:r>
-        <w:t xml:space="preserve">, 256 F3d 864, 875 (CA 9, 2001) (finding that DeSantis’s “holding [ ] predates and conflicts with the Supreme Court’s decision in</w:t>
+        <w:t xml:space="preserve">, 256 F3d 864, 875 (CA 9, 2001) (finding that DeSantis’s “holding [ ⁠] predates and conflicts with the Supreme Court’s decision in</w:t>
       </w:r>
       <w:r>
         <w:t xml:space="preserve"> </w:t>
@@ -14166,7 +14112,7 @@
         <w:pStyle w:val="BodyText"/>
       </w:pPr>
       <w:r>
-        <w:t xml:space="preserve">Part of this Court’s previous rationale for concluding that transgender people are excluded from the protections of the ethnic intimidation statute was its assumption that a 1988 legislature “cannot reasonably be thought to have intended . . . to criminalize conduct based on a person being transgender, a term that was not in use at that time in the jurisprudence of our State and had only recently emerged in the media.”</w:t>
+        <w:t xml:space="preserve">Part of this Court’s previous rationale for concluding that transgender people are excluded from the protections of the ethnic intimidation statute was its assumption that a 1988 legislature “cannot reasonably be thought to have intended ⁠. ⁠. ⁠. to criminalize conduct based on a person being transgender, a term that was not in use at that time in the jurisprudence of our State and had only recently emerged in the media.”</w:t>
       </w:r>
       <w:r>
         <w:t xml:space="preserve"> </w:t>
@@ -14522,7 +14468,7 @@
         <w:t xml:space="preserve">id.</w:t>
       </w:r>
       <w:r>
-        <w:t xml:space="preserve">, slip op at 6, it based its conclusion that transgender people fell outside the scope of the statute in part on its supposition that a 1988 legislature could not have “intended . . . to criminalize conduct based on a person being transgender,”</w:t>
+        <w:t xml:space="preserve">, slip op at 6, it based its conclusion that transgender people fell outside the scope of the statute in part on its supposition that a 1988 legislature could not have “intended ⁠. ⁠. ⁠. to criminalize conduct based on a person being transgender,”</w:t>
       </w:r>
       <w:r>
         <w:t xml:space="preserve"> </w:t>
@@ -14551,7 +14497,7 @@
         <w:t xml:space="preserve"> </w:t>
       </w:r>
       <w:r>
-        <w:t xml:space="preserve">“[G]ender would [not] have been understood to encompass one who is a transgender person . . . in 1988,” this Court concluded.</w:t>
+        <w:t xml:space="preserve">“[G]ender would [not] have been understood to encompass one who is a transgender person ⁠. ⁠. ⁠. in 1988,” this Court concluded.</w:t>
       </w:r>
       <w:r>
         <w:t xml:space="preserve"> </w:t>
@@ -14630,7 +14576,7 @@
         <w:t xml:space="preserve">Bostock</w:t>
       </w:r>
       <w:r>
-        <w:t xml:space="preserve">, this may well be an instance when a “statute’s application . . . reaches ‘beyond the principal evil’ legislators may have intended or expected to address.”</w:t>
+        <w:t xml:space="preserve">, this may well be an instance when a “statute’s application ⁠. ⁠. ⁠. reaches ‘beyond the principal evil’ legislators may have intended or expected to address.”</w:t>
       </w:r>
       <w:r>
         <w:t xml:space="preserve"> </w:t>
@@ -14915,13 +14861,7 @@
         <w:t xml:space="preserve">Homes, Inc v Equal Emp Opportunity Comm’n</w:t>
       </w:r>
       <w:r>
-        <w:t xml:space="preserve">, 140 S Ct 1731 (2020) (No. 18</w:t>
-      </w:r>
-      <w:r>
-        <w:noBreakHyphen/>
-      </w:r>
-      <w:r>
-        <w:t xml:space="preserve">107); 2019 WL 3027048,</w:t>
+        <w:t xml:space="preserve">, 140 S Ct 1731 (2020) (No. 18-⁠107); 2019 WL 3027048,</w:t>
       </w:r>
       <w:r>
         <w:t xml:space="preserve"> </w:t>
@@ -15833,9 +15773,7 @@
               <w:t xml:space="preserve"> </w:t>
             </w:r>
             <w:r>
-              <w:t xml:space="preserve">201</w:t>
-              <w:noBreakHyphen/>
-              <w:t xml:space="preserve">9740</w:t>
+              <w:t xml:space="preserve">201-⁠9740</w:t>
             </w:r>
           </w:p>
           <w:p>
@@ -16070,9 +16008,7 @@
               <w:t xml:space="preserve"> </w:t>
             </w:r>
             <w:r>
-              <w:t xml:space="preserve">578</w:t>
-              <w:noBreakHyphen/>
-              <w:t xml:space="preserve">6800</w:t>
+              <w:t xml:space="preserve">578-⁠6800</w:t>
             </w:r>
           </w:p>
           <w:p>
@@ -17229,7 +17165,7 @@
     <w:qFormat/>
     <w:pPr>
       <w:keepLines/>
-      <w:spacing w:before="0" w:after="140" w:line="276" w:lineRule="exact"/>
+      <w:spacing w:before="46" w:after="140" w:line="276" w:lineRule="exact"/>
     </w:pPr>
     <w:rPr>
       <w:sz w:val="24"/>
